--- a/assets/templates/survey.docx
+++ b/assets/templates/survey.docx
@@ -6030,6 +6030,7 @@
     </w:p>
     <w:p>
       <w:pPr>
+        <w:pageBreakBefore/>
         <w:jc w:val="center"/>
       </w:pPr>
       <w:r>

--- a/assets/templates/survey.docx
+++ b/assets/templates/survey.docx
@@ -5920,7 +5920,7 @@
                 <w:sz w:val="20"/>
                 <w:szCs w:val="20"/>
               </w:rPr>
-              <w:t>ERWIN R. LIZARDO</w:t>
+              <w:t xml:space="preserve">{sig_recommending_name}</w:t>
             </w:r>
           </w:p>
           <w:p>
@@ -5939,7 +5939,7 @@
                 <w:sz w:val="20"/>
                 <w:szCs w:val="20"/>
               </w:rPr>
-              <w:t>OIC, AWMS</w:t>
+              <w:t xml:space="preserve">{sig_recommending_position}</w:t>
             </w:r>
           </w:p>
         </w:tc>
@@ -5993,7 +5993,7 @@
                 <w:sz w:val="20"/>
                 <w:szCs w:val="20"/>
               </w:rPr>
-              <w:t>ENGR. DAN GOODWIN S. BORJA</w:t>
+              <w:t xml:space="preserve">{sig_approver_name}</w:t>
             </w:r>
           </w:p>
           <w:p>
@@ -6012,7 +6012,7 @@
                 <w:sz w:val="20"/>
                 <w:szCs w:val="20"/>
               </w:rPr>
-              <w:t>OIC-Chief, EMED</w:t>
+              <w:t xml:space="preserve">{sig_approver_position}</w:t>
             </w:r>
           </w:p>
         </w:tc>

--- a/assets/templates/survey.docx
+++ b/assets/templates/survey.docx
@@ -5662,7 +5662,7 @@
                 <w:sz w:val="20"/>
                 <w:szCs w:val="20"/>
               </w:rPr>
-              <w:t xml:space="preserve">{sig_inspector_name}</w:t>
+              <w:t xml:space="preserve">{#sig_inspectors}{sig_inspector_name}</w:t>
             </w:r>
           </w:p>
           <w:p>
@@ -5681,7 +5681,7 @@
                 <w:sz w:val="20"/>
                 <w:szCs w:val="20"/>
               </w:rPr>
-              <w:t xml:space="preserve">{sig_inspector_position}</w:t>
+              <w:t xml:space="preserve">{sig_inspector_position}{/sig_inspectors}</w:t>
             </w:r>
           </w:p>
         </w:tc>

--- a/assets/templates/survey.docx
+++ b/assets/templates/survey.docx
@@ -5643,6 +5643,11 @@
             </w:pPr>
           </w:p>
           <w:p>
+            <w:r>
+              <w:t>{#sig_inspectors}</w:t>
+            </w:r>
+          </w:p>
+          <w:p>
             <w:pPr>
               <w:ind w:firstLine="0"/>
               <w:jc w:val="left"/>
@@ -5662,7 +5667,7 @@
                 <w:sz w:val="20"/>
                 <w:szCs w:val="20"/>
               </w:rPr>
-              <w:t xml:space="preserve">{#sig_inspectors}{sig_inspector_name}</w:t>
+              <w:t xml:space="preserve">{sig_inspector_name}</w:t>
             </w:r>
           </w:p>
           <w:p>
@@ -5681,7 +5686,17 @@
                 <w:sz w:val="20"/>
                 <w:szCs w:val="20"/>
               </w:rPr>
-              <w:t xml:space="preserve">{sig_inspector_position}{/sig_inspectors}</w:t>
+              <w:t xml:space="preserve">{sig_inspector_position}</w:t>
+            </w:r>
+          </w:p>
+          <w:p>
+            <w:pPr>
+              <w:spacing w:after="0"/>
+            </w:pPr>
+          </w:p>
+          <w:p>
+            <w:r>
+              <w:t>{/sig_inspectors}</w:t>
             </w:r>
           </w:p>
         </w:tc>

--- a/assets/templates/survey.docx
+++ b/assets/templates/survey.docx
@@ -6068,6 +6068,7 @@
         <w:tc>
           <w:tcPr>
             <w:tcW w:w="2500" w:type="pct"/>
+            <w:vAlign w:val="center"/>
           </w:tcPr>
           <w:p>
             <w:r>
@@ -6100,6 +6101,7 @@
         <w:tc>
           <w:tcPr>
             <w:tcW w:w="2500" w:type="pct"/>
+            <w:vAlign w:val="center"/>
           </w:tcPr>
           <w:p>
             <w:r>

--- a/assets/templates/survey.docx
+++ b/assets/templates/survey.docx
@@ -5617,6 +5617,11 @@
             <w:tcW w:w="4691" w:type="dxa"/>
           </w:tcPr>
           <w:p>
+            <w:r>
+              <w:t>{#sig_inspectors}</w:t>
+            </w:r>
+          </w:p>
+          <w:p>
             <w:pPr>
               <w:ind w:firstLine="0"/>
               <w:jc w:val="left"/>
@@ -5643,11 +5648,6 @@
             </w:pPr>
           </w:p>
           <w:p>
-            <w:r>
-              <w:t>{#sig_inspectors}</w:t>
-            </w:r>
-          </w:p>
-          <w:p>
             <w:pPr>
               <w:ind w:firstLine="0"/>
               <w:jc w:val="left"/>
@@ -5688,11 +5688,6 @@
               </w:rPr>
               <w:t xml:space="preserve">{sig_inspector_position}</w:t>
             </w:r>
-          </w:p>
-          <w:p>
-            <w:pPr>
-              <w:spacing w:after="0"/>
-            </w:pPr>
           </w:p>
           <w:p>
             <w:r>
